--- a/CyberSecurity_Essentials/SSL_Server_and_Client_Tests.docx
+++ b/CyberSecurity_Essentials/SSL_Server_and_Client_Tests.docx
@@ -40,6 +40,81 @@
         <w:t>In this project, you will use online tests to determine the security of web servers and your local web browser.</w:t>
       </w:r>
     </w:p>
+    <w:p>
+      <w:r>
+        <w:rPr>
+          <w:b/>
+          <w:bCs/>
+        </w:rPr>
+        <w:t>NOTE:</w:t>
+      </w:r>
+      <w:r>
+        <w:t xml:space="preserve"> Even though SSL </w:t>
+      </w:r>
+      <w:r>
+        <w:t xml:space="preserve">(Secure Socket Layers) </w:t>
+      </w:r>
+      <w:r>
+        <w:t xml:space="preserve">is listed in the web address, SSL is no longer used. TLS </w:t>
+      </w:r>
+      <w:r>
+        <w:t xml:space="preserve">(Transport Layer Security) </w:t>
+      </w:r>
+      <w:r>
+        <w:t>is the current standard.</w:t>
+      </w:r>
+    </w:p>
+    <w:p>
+      <w:pPr>
+        <w:pStyle w:val="ListParagraph"/>
+        <w:numPr>
+          <w:ilvl w:val="0"/>
+          <w:numId w:val="45"/>
+        </w:numPr>
+      </w:pPr>
+      <w:r>
+        <w:t xml:space="preserve">Research </w:t>
+      </w:r>
+      <w:r>
+        <w:rPr>
+          <w:b/>
+          <w:bCs/>
+        </w:rPr>
+        <w:t>TLS</w:t>
+      </w:r>
+      <w:r>
+        <w:t>. Provide a minimum 50 word analysis.</w:t>
+      </w:r>
+    </w:p>
+    <w:sdt>
+      <w:sdtPr>
+        <w:rPr>
+          <w:rStyle w:val="Red"/>
+        </w:rPr>
+        <w:id w:val="-84160640"/>
+        <w:placeholder>
+          <w:docPart w:val="E84E700B6A984FAEA911E5A31B46BCB6"/>
+        </w:placeholder>
+        <w:showingPlcHdr/>
+      </w:sdtPr>
+      <w:sdtContent>
+        <w:p>
+          <w:pPr>
+            <w:spacing w:line="264" w:lineRule="auto"/>
+            <w:rPr>
+              <w:rStyle w:val="Red"/>
+            </w:rPr>
+          </w:pPr>
+          <w:r>
+            <w:rPr>
+              <w:rStyle w:val="PlaceholderText"/>
+              <w:color w:val="FF0000"/>
+            </w:rPr>
+            <w:t>Click or tap here to enter text.</w:t>
+          </w:r>
+        </w:p>
+      </w:sdtContent>
+    </w:sdt>
     <w:p>
       <w:pPr>
         <w:pStyle w:val="ListParagraph"/>
@@ -306,7 +381,6 @@
         </w:numPr>
       </w:pPr>
       <w:r>
-        <w:lastRenderedPageBreak/>
         <w:t>Under Handshake Simulation select the web browser and operating system that you are using or is similar to what you are using. Read through the capabilities of this client interacting with this web server. Note particularly the order of preference of the cipher suites. Click the browser’s back button when finished.</w:t>
       </w:r>
     </w:p>
@@ -604,6 +678,173 @@
         <w:pStyle w:val="Heading1"/>
       </w:pPr>
       <w:r>
+        <w:t>Lab.wncc.edu</w:t>
+      </w:r>
+    </w:p>
+    <w:p>
+      <w:r>
+        <w:rPr>
+          <w:b/>
+          <w:bCs/>
+        </w:rPr>
+        <w:t>lab.wncc.edu</w:t>
+      </w:r>
+      <w:r>
+        <w:t xml:space="preserve"> is the domain for the D1 classroom.</w:t>
+      </w:r>
+      <w:r>
+        <w:t xml:space="preserve"> It is connected to the DMZ on the </w:t>
+      </w:r>
+      <w:r>
+        <w:t>FortiGate</w:t>
+      </w:r>
+      <w:r>
+        <w:t xml:space="preserve"> </w:t>
+      </w:r>
+      <w:r>
+        <w:t>firewall.</w:t>
+      </w:r>
+    </w:p>
+    <w:p>
+      <w:pPr>
+        <w:pStyle w:val="ListParagraph"/>
+        <w:numPr>
+          <w:ilvl w:val="0"/>
+          <w:numId w:val="48"/>
+        </w:numPr>
+      </w:pPr>
+      <w:r>
+        <w:t>What is a DMZ when referring to firewalls?</w:t>
+      </w:r>
+      <w:r>
+        <w:t xml:space="preserve"> What is it’s purpose?</w:t>
+      </w:r>
+    </w:p>
+    <w:sdt>
+      <w:sdtPr>
+        <w:rPr>
+          <w:rStyle w:val="Red"/>
+        </w:rPr>
+        <w:id w:val="-744331192"/>
+        <w:placeholder>
+          <w:docPart w:val="1C99DD7CEAB84F73BF2FF06D7CD07B8D"/>
+        </w:placeholder>
+        <w:showingPlcHdr/>
+      </w:sdtPr>
+      <w:sdtEndPr>
+        <w:rPr>
+          <w:rStyle w:val="Red"/>
+        </w:rPr>
+      </w:sdtEndPr>
+      <w:sdtContent>
+        <w:p>
+          <w:pPr>
+            <w:spacing w:line="264" w:lineRule="auto"/>
+            <w:rPr>
+              <w:rStyle w:val="Red"/>
+            </w:rPr>
+          </w:pPr>
+          <w:r>
+            <w:rPr>
+              <w:rStyle w:val="PlaceholderText"/>
+              <w:color w:val="FF0000"/>
+            </w:rPr>
+            <w:t>Click or tap here to enter text.</w:t>
+          </w:r>
+        </w:p>
+      </w:sdtContent>
+    </w:sdt>
+    <w:p>
+      <w:pPr>
+        <w:pStyle w:val="ListParagraph"/>
+        <w:numPr>
+          <w:ilvl w:val="0"/>
+          <w:numId w:val="48"/>
+        </w:numPr>
+      </w:pPr>
+      <w:r>
+        <w:lastRenderedPageBreak/>
+        <w:t xml:space="preserve">Go to </w:t>
+      </w:r>
+      <w:hyperlink r:id="rId8" w:history="1">
+        <w:r>
+          <w:rPr>
+            <w:rStyle w:val="Hyperlink"/>
+          </w:rPr>
+          <w:t>https://www.ssllabs.com/ssltest</w:t>
+        </w:r>
+      </w:hyperlink>
+    </w:p>
+    <w:p>
+      <w:pPr>
+        <w:pStyle w:val="ListParagraph"/>
+        <w:numPr>
+          <w:ilvl w:val="0"/>
+          <w:numId w:val="48"/>
+        </w:numPr>
+      </w:pPr>
+      <w:r>
+        <w:t xml:space="preserve">Test </w:t>
+      </w:r>
+      <w:r>
+        <w:rPr>
+          <w:b/>
+          <w:bCs/>
+        </w:rPr>
+        <w:t>lab.wncc.edu</w:t>
+      </w:r>
+    </w:p>
+    <w:p>
+      <w:pPr>
+        <w:pStyle w:val="ListParagraph"/>
+        <w:numPr>
+          <w:ilvl w:val="0"/>
+          <w:numId w:val="48"/>
+        </w:numPr>
+      </w:pPr>
+      <w:r>
+        <w:t>Insert a screenshot of your test.</w:t>
+      </w:r>
+    </w:p>
+    <w:sdt>
+      <w:sdtPr>
+        <w:rPr>
+          <w:rStyle w:val="Red"/>
+        </w:rPr>
+        <w:id w:val="-1852018186"/>
+        <w:placeholder>
+          <w:docPart w:val="2C4CEEE1950A464E942B6C82C85974D3"/>
+        </w:placeholder>
+        <w:showingPlcHdr/>
+      </w:sdtPr>
+      <w:sdtEndPr>
+        <w:rPr>
+          <w:rStyle w:val="Red"/>
+        </w:rPr>
+      </w:sdtEndPr>
+      <w:sdtContent>
+        <w:p>
+          <w:pPr>
+            <w:spacing w:line="264" w:lineRule="auto"/>
+            <w:rPr>
+              <w:rStyle w:val="Red"/>
+            </w:rPr>
+          </w:pPr>
+          <w:r>
+            <w:rPr>
+              <w:rStyle w:val="PlaceholderText"/>
+              <w:color w:val="FF0000"/>
+            </w:rPr>
+            <w:t>Click or tap here to enter text.</w:t>
+          </w:r>
+        </w:p>
+      </w:sdtContent>
+    </w:sdt>
+    <w:p>
+      <w:pPr>
+        <w:pStyle w:val="Heading1"/>
+      </w:pPr>
+      <w:r>
         <w:t>Web Browser Test</w:t>
       </w:r>
     </w:p>
@@ -626,7 +867,7 @@
       <w:r>
         <w:t xml:space="preserve">Go to </w:t>
       </w:r>
-      <w:hyperlink r:id="rId8" w:history="1">
+      <w:hyperlink r:id="rId9" w:history="1">
         <w:r>
           <w:rPr>
             <w:rStyle w:val="Hyperlink"/>
@@ -738,10 +979,9 @@
         </w:numPr>
       </w:pPr>
       <w:r>
-        <w:lastRenderedPageBreak/>
         <w:t xml:space="preserve">Go to </w:t>
       </w:r>
-      <w:hyperlink r:id="rId9" w:history="1">
+      <w:hyperlink r:id="rId10" w:history="1">
         <w:r>
           <w:rPr>
             <w:rStyle w:val="Hyperlink"/>
@@ -843,7 +1083,7 @@
       </w:r>
     </w:p>
     <w:sectPr>
-      <w:footerReference w:type="default" r:id="rId10"/>
+      <w:footerReference w:type="default" r:id="rId11"/>
       <w:pgSz w:w="12240" w:h="15840"/>
       <w:pgMar w:top="1440" w:right="1440" w:bottom="1440" w:left="1440" w:header="720" w:footer="720" w:gutter="0"/>
       <w:cols w:space="720"/>
@@ -923,7 +1163,10 @@
       <w:t xml:space="preserve">Revised: </w:t>
     </w:r>
     <w:r>
-      <w:t>06</w:t>
+      <w:t>0</w:t>
+    </w:r>
+    <w:r>
+      <w:t>9</w:t>
     </w:r>
     <w:r>
       <w:t>/</w:t>
@@ -969,6 +1212,92 @@
 <file path=word/numbering.xml><?xml version="1.0" encoding="utf-8"?>
 <w:numbering xmlns:wpc="http://schemas.microsoft.com/office/word/2010/wordprocessingCanvas" xmlns:cx="http://schemas.microsoft.com/office/drawing/2014/chartex" xmlns:cx1="http://schemas.microsoft.com/office/drawing/2015/9/8/chartex" xmlns:cx2="http://schemas.microsoft.com/office/drawing/2015/10/21/chartex" xmlns:cx3="http://schemas.microsoft.com/office/drawing/2016/5/9/chartex" xmlns:cx4="http://schemas.microsoft.com/office/drawing/2016/5/10/chartex" xmlns:cx5="http://schemas.microsoft.com/office/drawing/2016/5/11/chartex" xmlns:cx6="http://schemas.microsoft.com/office/drawing/2016/5/12/chartex" xmlns:cx7="http://schemas.microsoft.com/office/drawing/2016/5/13/chartex" xmlns:cx8="http://schemas.microsoft.com/office/drawing/2016/5/14/chartex" xmlns:mc="http://schemas.openxmlformats.org/markup-compatibility/2006" xmlns:aink="http://schemas.microsoft.com/office/drawing/2016/ink" xmlns:am3d="http://schemas.microsoft.com/office/drawing/2017/model3d" xmlns:o="urn:schemas-microsoft-com:office:office" xmlns:oel="http://schemas.microsoft.com/office/2019/extlst" xmlns:r="http://schemas.openxmlformats.org/officeDocument/2006/relationships" xmlns:m="http://schemas.openxmlformats.org/officeDocument/2006/math" xmlns:v="urn:schemas-microsoft-com:vml" xmlns:wp14="http://schemas.microsoft.com/office/word/2010/wordprocessingDrawing" xmlns:wp="http://schemas.openxmlformats.org/drawingml/2006/wordprocessingDrawing" xmlns:w10="urn:schemas-microsoft-com:office:word" xmlns:w="http://schemas.openxmlformats.org/wordprocessingml/2006/main" xmlns:w14="http://schemas.microsoft.com/office/word/2010/wordml" xmlns:w15="http://schemas.microsoft.com/office/word/2012/wordml" xmlns:w16cex="http://schemas.microsoft.com/office/word/2018/wordml/cex" xmlns:w16cid="http://schemas.microsoft.com/office/word/2016/wordml/cid" xmlns:w16="http://schemas.microsoft.com/office/word/2018/wordml" xmlns:w16du="http://schemas.microsoft.com/office/word/2023/wordml/word16du" xmlns:w16sdtdh="http://schemas.microsoft.com/office/word/2020/wordml/sdtdatahash" xmlns:w16sdtfl="http://schemas.microsoft.com/office/word/2024/wordml/sdtformatlock" xmlns:w16se="http://schemas.microsoft.com/office/word/2015/wordml/symex" xmlns:wpg="http://schemas.microsoft.com/office/word/2010/wordprocessingGroup" xmlns:wpi="http://schemas.microsoft.com/office/word/2010/wordprocessingInk" xmlns:wne="http://schemas.microsoft.com/office/word/2006/wordml" xmlns:wps="http://schemas.microsoft.com/office/word/2010/wordprocessingShape" mc:Ignorable="w14 w15 w16se w16cid w16 w16cex w16sdtdh w16sdtfl w16du wp14">
   <w:abstractNum w:abstractNumId="0" w15:restartNumberingAfterBreak="0">
+    <w:nsid w:val="00B84621"/>
+    <w:multiLevelType w:val="hybridMultilevel"/>
+    <w:tmpl w:val="E3060650"/>
+    <w:lvl w:ilvl="0" w:tplc="FFFFFFFF">
+      <w:start w:val="1"/>
+      <w:numFmt w:val="decimal"/>
+      <w:lvlText w:val="%1."/>
+      <w:lvlJc w:val="left"/>
+      <w:pPr>
+        <w:ind w:left="720" w:hanging="360"/>
+      </w:pPr>
+    </w:lvl>
+    <w:lvl w:ilvl="1" w:tplc="FFFFFFFF" w:tentative="1">
+      <w:start w:val="1"/>
+      <w:numFmt w:val="lowerLetter"/>
+      <w:lvlText w:val="%2."/>
+      <w:lvlJc w:val="left"/>
+      <w:pPr>
+        <w:ind w:left="1440" w:hanging="360"/>
+      </w:pPr>
+    </w:lvl>
+    <w:lvl w:ilvl="2" w:tplc="FFFFFFFF" w:tentative="1">
+      <w:start w:val="1"/>
+      <w:numFmt w:val="lowerRoman"/>
+      <w:lvlText w:val="%3."/>
+      <w:lvlJc w:val="right"/>
+      <w:pPr>
+        <w:ind w:left="2160" w:hanging="180"/>
+      </w:pPr>
+    </w:lvl>
+    <w:lvl w:ilvl="3" w:tplc="FFFFFFFF" w:tentative="1">
+      <w:start w:val="1"/>
+      <w:numFmt w:val="decimal"/>
+      <w:lvlText w:val="%4."/>
+      <w:lvlJc w:val="left"/>
+      <w:pPr>
+        <w:ind w:left="2880" w:hanging="360"/>
+      </w:pPr>
+    </w:lvl>
+    <w:lvl w:ilvl="4" w:tplc="FFFFFFFF" w:tentative="1">
+      <w:start w:val="1"/>
+      <w:numFmt w:val="lowerLetter"/>
+      <w:lvlText w:val="%5."/>
+      <w:lvlJc w:val="left"/>
+      <w:pPr>
+        <w:ind w:left="3600" w:hanging="360"/>
+      </w:pPr>
+    </w:lvl>
+    <w:lvl w:ilvl="5" w:tplc="FFFFFFFF" w:tentative="1">
+      <w:start w:val="1"/>
+      <w:numFmt w:val="lowerRoman"/>
+      <w:lvlText w:val="%6."/>
+      <w:lvlJc w:val="right"/>
+      <w:pPr>
+        <w:ind w:left="4320" w:hanging="180"/>
+      </w:pPr>
+    </w:lvl>
+    <w:lvl w:ilvl="6" w:tplc="FFFFFFFF" w:tentative="1">
+      <w:start w:val="1"/>
+      <w:numFmt w:val="decimal"/>
+      <w:lvlText w:val="%7."/>
+      <w:lvlJc w:val="left"/>
+      <w:pPr>
+        <w:ind w:left="5040" w:hanging="360"/>
+      </w:pPr>
+    </w:lvl>
+    <w:lvl w:ilvl="7" w:tplc="FFFFFFFF" w:tentative="1">
+      <w:start w:val="1"/>
+      <w:numFmt w:val="lowerLetter"/>
+      <w:lvlText w:val="%8."/>
+      <w:lvlJc w:val="left"/>
+      <w:pPr>
+        <w:ind w:left="5760" w:hanging="360"/>
+      </w:pPr>
+    </w:lvl>
+    <w:lvl w:ilvl="8" w:tplc="FFFFFFFF" w:tentative="1">
+      <w:start w:val="1"/>
+      <w:numFmt w:val="lowerRoman"/>
+      <w:lvlText w:val="%9."/>
+      <w:lvlJc w:val="right"/>
+      <w:pPr>
+        <w:ind w:left="6480" w:hanging="180"/>
+      </w:pPr>
+    </w:lvl>
+  </w:abstractNum>
+  <w:abstractNum w:abstractNumId="1" w15:restartNumberingAfterBreak="0">
     <w:nsid w:val="03904AB7"/>
     <w:multiLevelType w:val="multilevel"/>
     <w:tmpl w:val="0409001D"/>
@@ -1081,7 +1410,7 @@
       </w:pPr>
     </w:lvl>
   </w:abstractNum>
-  <w:abstractNum w:abstractNumId="1" w15:restartNumberingAfterBreak="0">
+  <w:abstractNum w:abstractNumId="2" w15:restartNumberingAfterBreak="0">
     <w:nsid w:val="05E141C0"/>
     <w:multiLevelType w:val="hybridMultilevel"/>
     <w:tmpl w:val="32426A60"/>
@@ -1167,7 +1496,7 @@
       </w:pPr>
     </w:lvl>
   </w:abstractNum>
-  <w:abstractNum w:abstractNumId="2" w15:restartNumberingAfterBreak="0">
+  <w:abstractNum w:abstractNumId="3" w15:restartNumberingAfterBreak="0">
     <w:nsid w:val="0D1D394F"/>
     <w:multiLevelType w:val="hybridMultilevel"/>
     <w:tmpl w:val="AEE05184"/>
@@ -1253,7 +1582,7 @@
       </w:pPr>
     </w:lvl>
   </w:abstractNum>
-  <w:abstractNum w:abstractNumId="3" w15:restartNumberingAfterBreak="0">
+  <w:abstractNum w:abstractNumId="4" w15:restartNumberingAfterBreak="0">
     <w:nsid w:val="126D263A"/>
     <w:multiLevelType w:val="multilevel"/>
     <w:tmpl w:val="0409001D"/>
@@ -1366,10 +1695,10 @@
       </w:pPr>
     </w:lvl>
   </w:abstractNum>
-  <w:abstractNum w:abstractNumId="4" w15:restartNumberingAfterBreak="0">
+  <w:abstractNum w:abstractNumId="5" w15:restartNumberingAfterBreak="0">
     <w:nsid w:val="15C8509E"/>
     <w:multiLevelType w:val="hybridMultilevel"/>
-    <w:tmpl w:val="BB067F1A"/>
+    <w:tmpl w:val="02A26E50"/>
     <w:lvl w:ilvl="0" w:tplc="0409000F">
       <w:start w:val="1"/>
       <w:numFmt w:val="decimal"/>
@@ -1452,7 +1781,7 @@
       </w:pPr>
     </w:lvl>
   </w:abstractNum>
-  <w:abstractNum w:abstractNumId="5" w15:restartNumberingAfterBreak="0">
+  <w:abstractNum w:abstractNumId="6" w15:restartNumberingAfterBreak="0">
     <w:nsid w:val="16B25789"/>
     <w:multiLevelType w:val="multilevel"/>
     <w:tmpl w:val="0409001D"/>
@@ -1565,7 +1894,7 @@
       </w:pPr>
     </w:lvl>
   </w:abstractNum>
-  <w:abstractNum w:abstractNumId="6" w15:restartNumberingAfterBreak="0">
+  <w:abstractNum w:abstractNumId="7" w15:restartNumberingAfterBreak="0">
     <w:nsid w:val="18AA66B1"/>
     <w:multiLevelType w:val="multilevel"/>
     <w:tmpl w:val="0409001D"/>
@@ -1678,7 +2007,7 @@
       </w:pPr>
     </w:lvl>
   </w:abstractNum>
-  <w:abstractNum w:abstractNumId="7" w15:restartNumberingAfterBreak="0">
+  <w:abstractNum w:abstractNumId="8" w15:restartNumberingAfterBreak="0">
     <w:nsid w:val="193A753A"/>
     <w:multiLevelType w:val="multilevel"/>
     <w:tmpl w:val="0409001D"/>
@@ -1791,7 +2120,7 @@
       </w:pPr>
     </w:lvl>
   </w:abstractNum>
-  <w:abstractNum w:abstractNumId="8" w15:restartNumberingAfterBreak="0">
+  <w:abstractNum w:abstractNumId="9" w15:restartNumberingAfterBreak="0">
     <w:nsid w:val="1F663730"/>
     <w:multiLevelType w:val="multilevel"/>
     <w:tmpl w:val="0409001D"/>
@@ -1904,7 +2233,7 @@
       </w:pPr>
     </w:lvl>
   </w:abstractNum>
-  <w:abstractNum w:abstractNumId="9" w15:restartNumberingAfterBreak="0">
+  <w:abstractNum w:abstractNumId="10" w15:restartNumberingAfterBreak="0">
     <w:nsid w:val="20E35E79"/>
     <w:multiLevelType w:val="multilevel"/>
     <w:tmpl w:val="0409001D"/>
@@ -2017,7 +2346,7 @@
       </w:pPr>
     </w:lvl>
   </w:abstractNum>
-  <w:abstractNum w:abstractNumId="10" w15:restartNumberingAfterBreak="0">
+  <w:abstractNum w:abstractNumId="11" w15:restartNumberingAfterBreak="0">
     <w:nsid w:val="24F63488"/>
     <w:multiLevelType w:val="multilevel"/>
     <w:tmpl w:val="0409001D"/>
@@ -2130,7 +2459,7 @@
       </w:pPr>
     </w:lvl>
   </w:abstractNum>
-  <w:abstractNum w:abstractNumId="11" w15:restartNumberingAfterBreak="0">
+  <w:abstractNum w:abstractNumId="12" w15:restartNumberingAfterBreak="0">
     <w:nsid w:val="25666F6D"/>
     <w:multiLevelType w:val="multilevel"/>
     <w:tmpl w:val="0409001D"/>
@@ -2243,7 +2572,7 @@
       </w:pPr>
     </w:lvl>
   </w:abstractNum>
-  <w:abstractNum w:abstractNumId="12" w15:restartNumberingAfterBreak="0">
+  <w:abstractNum w:abstractNumId="13" w15:restartNumberingAfterBreak="0">
     <w:nsid w:val="26954B4C"/>
     <w:multiLevelType w:val="multilevel"/>
     <w:tmpl w:val="0409001D"/>
@@ -2356,7 +2685,7 @@
       </w:pPr>
     </w:lvl>
   </w:abstractNum>
-  <w:abstractNum w:abstractNumId="13" w15:restartNumberingAfterBreak="0">
+  <w:abstractNum w:abstractNumId="14" w15:restartNumberingAfterBreak="0">
     <w:nsid w:val="28CD0B75"/>
     <w:multiLevelType w:val="multilevel"/>
     <w:tmpl w:val="0409001D"/>
@@ -2469,7 +2798,7 @@
       </w:pPr>
     </w:lvl>
   </w:abstractNum>
-  <w:abstractNum w:abstractNumId="14" w15:restartNumberingAfterBreak="0">
+  <w:abstractNum w:abstractNumId="15" w15:restartNumberingAfterBreak="0">
     <w:nsid w:val="2B2569CB"/>
     <w:multiLevelType w:val="hybridMultilevel"/>
     <w:tmpl w:val="BB067F1A"/>
@@ -2555,7 +2884,7 @@
       </w:pPr>
     </w:lvl>
   </w:abstractNum>
-  <w:abstractNum w:abstractNumId="15" w15:restartNumberingAfterBreak="0">
+  <w:abstractNum w:abstractNumId="16" w15:restartNumberingAfterBreak="0">
     <w:nsid w:val="2C1F4AF4"/>
     <w:multiLevelType w:val="multilevel"/>
     <w:tmpl w:val="0409001D"/>
@@ -2695,7 +3024,7 @@
       </w:rPr>
     </w:lvl>
   </w:abstractNum>
-  <w:abstractNum w:abstractNumId="16" w15:restartNumberingAfterBreak="0">
+  <w:abstractNum w:abstractNumId="17" w15:restartNumberingAfterBreak="0">
     <w:nsid w:val="2FD37CF1"/>
     <w:multiLevelType w:val="multilevel"/>
     <w:tmpl w:val="0409001D"/>
@@ -2808,7 +3137,7 @@
       </w:pPr>
     </w:lvl>
   </w:abstractNum>
-  <w:abstractNum w:abstractNumId="17" w15:restartNumberingAfterBreak="0">
+  <w:abstractNum w:abstractNumId="18" w15:restartNumberingAfterBreak="0">
     <w:nsid w:val="37114E39"/>
     <w:multiLevelType w:val="multilevel"/>
     <w:tmpl w:val="0409001D"/>
@@ -2921,7 +3250,7 @@
       </w:pPr>
     </w:lvl>
   </w:abstractNum>
-  <w:abstractNum w:abstractNumId="18" w15:restartNumberingAfterBreak="0">
+  <w:abstractNum w:abstractNumId="19" w15:restartNumberingAfterBreak="0">
     <w:nsid w:val="3FCA7B81"/>
     <w:multiLevelType w:val="multilevel"/>
     <w:tmpl w:val="0409001D"/>
@@ -3034,7 +3363,7 @@
       </w:pPr>
     </w:lvl>
   </w:abstractNum>
-  <w:abstractNum w:abstractNumId="19" w15:restartNumberingAfterBreak="0">
+  <w:abstractNum w:abstractNumId="20" w15:restartNumberingAfterBreak="0">
     <w:nsid w:val="41034849"/>
     <w:multiLevelType w:val="multilevel"/>
     <w:tmpl w:val="0409001D"/>
@@ -3147,7 +3476,7 @@
       </w:pPr>
     </w:lvl>
   </w:abstractNum>
-  <w:abstractNum w:abstractNumId="20" w15:restartNumberingAfterBreak="0">
+  <w:abstractNum w:abstractNumId="21" w15:restartNumberingAfterBreak="0">
     <w:nsid w:val="45B45C2E"/>
     <w:multiLevelType w:val="multilevel"/>
     <w:tmpl w:val="0409001D"/>
@@ -3260,7 +3589,7 @@
       </w:pPr>
     </w:lvl>
   </w:abstractNum>
-  <w:abstractNum w:abstractNumId="21" w15:restartNumberingAfterBreak="0">
+  <w:abstractNum w:abstractNumId="22" w15:restartNumberingAfterBreak="0">
     <w:nsid w:val="47DF685F"/>
     <w:multiLevelType w:val="multilevel"/>
     <w:tmpl w:val="0409001D"/>
@@ -3376,7 +3705,7 @@
       </w:pPr>
     </w:lvl>
   </w:abstractNum>
-  <w:abstractNum w:abstractNumId="22" w15:restartNumberingAfterBreak="0">
+  <w:abstractNum w:abstractNumId="23" w15:restartNumberingAfterBreak="0">
     <w:nsid w:val="480B1EA9"/>
     <w:multiLevelType w:val="multilevel"/>
     <w:tmpl w:val="0409001D"/>
@@ -3489,7 +3818,7 @@
       </w:pPr>
     </w:lvl>
   </w:abstractNum>
-  <w:abstractNum w:abstractNumId="23" w15:restartNumberingAfterBreak="0">
+  <w:abstractNum w:abstractNumId="24" w15:restartNumberingAfterBreak="0">
     <w:nsid w:val="496D27FA"/>
     <w:multiLevelType w:val="multilevel"/>
     <w:tmpl w:val="0409001D"/>
@@ -3602,7 +3931,7 @@
       </w:pPr>
     </w:lvl>
   </w:abstractNum>
-  <w:abstractNum w:abstractNumId="24" w15:restartNumberingAfterBreak="0">
+  <w:abstractNum w:abstractNumId="25" w15:restartNumberingAfterBreak="0">
     <w:nsid w:val="496F6BD2"/>
     <w:multiLevelType w:val="multilevel"/>
     <w:tmpl w:val="FFE47BFC"/>
@@ -3716,7 +4045,7 @@
       </w:pPr>
     </w:lvl>
   </w:abstractNum>
-  <w:abstractNum w:abstractNumId="25" w15:restartNumberingAfterBreak="0">
+  <w:abstractNum w:abstractNumId="26" w15:restartNumberingAfterBreak="0">
     <w:nsid w:val="4A850BBB"/>
     <w:multiLevelType w:val="multilevel"/>
     <w:tmpl w:val="0409001D"/>
@@ -3829,7 +4158,7 @@
       </w:pPr>
     </w:lvl>
   </w:abstractNum>
-  <w:abstractNum w:abstractNumId="26" w15:restartNumberingAfterBreak="0">
+  <w:abstractNum w:abstractNumId="27" w15:restartNumberingAfterBreak="0">
     <w:nsid w:val="4C371070"/>
     <w:multiLevelType w:val="multilevel"/>
     <w:tmpl w:val="E910B2A0"/>
@@ -3970,7 +4299,7 @@
       </w:rPr>
     </w:lvl>
   </w:abstractNum>
-  <w:abstractNum w:abstractNumId="27" w15:restartNumberingAfterBreak="0">
+  <w:abstractNum w:abstractNumId="28" w15:restartNumberingAfterBreak="0">
     <w:nsid w:val="4C411C4A"/>
     <w:multiLevelType w:val="multilevel"/>
     <w:tmpl w:val="0409001D"/>
@@ -4083,7 +4412,7 @@
       </w:pPr>
     </w:lvl>
   </w:abstractNum>
-  <w:abstractNum w:abstractNumId="28" w15:restartNumberingAfterBreak="0">
+  <w:abstractNum w:abstractNumId="29" w15:restartNumberingAfterBreak="0">
     <w:nsid w:val="50FE60A0"/>
     <w:multiLevelType w:val="multilevel"/>
     <w:tmpl w:val="0409001D"/>
@@ -4196,7 +4525,7 @@
       </w:pPr>
     </w:lvl>
   </w:abstractNum>
-  <w:abstractNum w:abstractNumId="29" w15:restartNumberingAfterBreak="0">
+  <w:abstractNum w:abstractNumId="30" w15:restartNumberingAfterBreak="0">
     <w:nsid w:val="571D3BF5"/>
     <w:multiLevelType w:val="multilevel"/>
     <w:tmpl w:val="0409001D"/>
@@ -4309,7 +4638,7 @@
       </w:pPr>
     </w:lvl>
   </w:abstractNum>
-  <w:abstractNum w:abstractNumId="30" w15:restartNumberingAfterBreak="0">
+  <w:abstractNum w:abstractNumId="31" w15:restartNumberingAfterBreak="0">
     <w:nsid w:val="584A4550"/>
     <w:multiLevelType w:val="multilevel"/>
     <w:tmpl w:val="0409001D"/>
@@ -4422,7 +4751,7 @@
       </w:pPr>
     </w:lvl>
   </w:abstractNum>
-  <w:abstractNum w:abstractNumId="31" w15:restartNumberingAfterBreak="0">
+  <w:abstractNum w:abstractNumId="32" w15:restartNumberingAfterBreak="0">
     <w:nsid w:val="5CE16E34"/>
     <w:multiLevelType w:val="hybridMultilevel"/>
     <w:tmpl w:val="0B12333A"/>
@@ -4535,7 +4864,7 @@
       </w:pPr>
     </w:lvl>
   </w:abstractNum>
-  <w:abstractNum w:abstractNumId="32" w15:restartNumberingAfterBreak="0">
+  <w:abstractNum w:abstractNumId="33" w15:restartNumberingAfterBreak="0">
     <w:nsid w:val="62080D0F"/>
     <w:multiLevelType w:val="multilevel"/>
     <w:tmpl w:val="0409001D"/>
@@ -4648,7 +4977,7 @@
       </w:pPr>
     </w:lvl>
   </w:abstractNum>
-  <w:abstractNum w:abstractNumId="33" w15:restartNumberingAfterBreak="0">
+  <w:abstractNum w:abstractNumId="34" w15:restartNumberingAfterBreak="0">
     <w:nsid w:val="6CB47B90"/>
     <w:multiLevelType w:val="multilevel"/>
     <w:tmpl w:val="0409001D"/>
@@ -4761,7 +5090,7 @@
       </w:pPr>
     </w:lvl>
   </w:abstractNum>
-  <w:abstractNum w:abstractNumId="34" w15:restartNumberingAfterBreak="0">
+  <w:abstractNum w:abstractNumId="35" w15:restartNumberingAfterBreak="0">
     <w:nsid w:val="7134223A"/>
     <w:multiLevelType w:val="multilevel"/>
     <w:tmpl w:val="0409001D"/>
@@ -4874,7 +5203,7 @@
       </w:pPr>
     </w:lvl>
   </w:abstractNum>
-  <w:abstractNum w:abstractNumId="35" w15:restartNumberingAfterBreak="0">
+  <w:abstractNum w:abstractNumId="36" w15:restartNumberingAfterBreak="0">
     <w:nsid w:val="73B40823"/>
     <w:multiLevelType w:val="multilevel"/>
     <w:tmpl w:val="0409001D"/>
@@ -4987,7 +5316,7 @@
       </w:pPr>
     </w:lvl>
   </w:abstractNum>
-  <w:abstractNum w:abstractNumId="36" w15:restartNumberingAfterBreak="0">
+  <w:abstractNum w:abstractNumId="37" w15:restartNumberingAfterBreak="0">
     <w:nsid w:val="73C176BD"/>
     <w:multiLevelType w:val="multilevel"/>
     <w:tmpl w:val="0409001D"/>
@@ -5100,7 +5429,7 @@
       </w:pPr>
     </w:lvl>
   </w:abstractNum>
-  <w:abstractNum w:abstractNumId="37" w15:restartNumberingAfterBreak="0">
+  <w:abstractNum w:abstractNumId="38" w15:restartNumberingAfterBreak="0">
     <w:nsid w:val="7419358F"/>
     <w:multiLevelType w:val="multilevel"/>
     <w:tmpl w:val="0409001D"/>
@@ -5213,7 +5542,93 @@
       </w:pPr>
     </w:lvl>
   </w:abstractNum>
-  <w:abstractNum w:abstractNumId="38" w15:restartNumberingAfterBreak="0">
+  <w:abstractNum w:abstractNumId="39" w15:restartNumberingAfterBreak="0">
+    <w:nsid w:val="762243D1"/>
+    <w:multiLevelType w:val="hybridMultilevel"/>
+    <w:tmpl w:val="1E5C36A6"/>
+    <w:lvl w:ilvl="0" w:tplc="FFFFFFFF">
+      <w:start w:val="1"/>
+      <w:numFmt w:val="decimal"/>
+      <w:lvlText w:val="%1."/>
+      <w:lvlJc w:val="left"/>
+      <w:pPr>
+        <w:ind w:left="720" w:hanging="360"/>
+      </w:pPr>
+    </w:lvl>
+    <w:lvl w:ilvl="1" w:tplc="FFFFFFFF" w:tentative="1">
+      <w:start w:val="1"/>
+      <w:numFmt w:val="lowerLetter"/>
+      <w:lvlText w:val="%2."/>
+      <w:lvlJc w:val="left"/>
+      <w:pPr>
+        <w:ind w:left="1440" w:hanging="360"/>
+      </w:pPr>
+    </w:lvl>
+    <w:lvl w:ilvl="2" w:tplc="FFFFFFFF" w:tentative="1">
+      <w:start w:val="1"/>
+      <w:numFmt w:val="lowerRoman"/>
+      <w:lvlText w:val="%3."/>
+      <w:lvlJc w:val="right"/>
+      <w:pPr>
+        <w:ind w:left="2160" w:hanging="180"/>
+      </w:pPr>
+    </w:lvl>
+    <w:lvl w:ilvl="3" w:tplc="FFFFFFFF" w:tentative="1">
+      <w:start w:val="1"/>
+      <w:numFmt w:val="decimal"/>
+      <w:lvlText w:val="%4."/>
+      <w:lvlJc w:val="left"/>
+      <w:pPr>
+        <w:ind w:left="2880" w:hanging="360"/>
+      </w:pPr>
+    </w:lvl>
+    <w:lvl w:ilvl="4" w:tplc="FFFFFFFF" w:tentative="1">
+      <w:start w:val="1"/>
+      <w:numFmt w:val="lowerLetter"/>
+      <w:lvlText w:val="%5."/>
+      <w:lvlJc w:val="left"/>
+      <w:pPr>
+        <w:ind w:left="3600" w:hanging="360"/>
+      </w:pPr>
+    </w:lvl>
+    <w:lvl w:ilvl="5" w:tplc="FFFFFFFF" w:tentative="1">
+      <w:start w:val="1"/>
+      <w:numFmt w:val="lowerRoman"/>
+      <w:lvlText w:val="%6."/>
+      <w:lvlJc w:val="right"/>
+      <w:pPr>
+        <w:ind w:left="4320" w:hanging="180"/>
+      </w:pPr>
+    </w:lvl>
+    <w:lvl w:ilvl="6" w:tplc="FFFFFFFF" w:tentative="1">
+      <w:start w:val="1"/>
+      <w:numFmt w:val="decimal"/>
+      <w:lvlText w:val="%7."/>
+      <w:lvlJc w:val="left"/>
+      <w:pPr>
+        <w:ind w:left="5040" w:hanging="360"/>
+      </w:pPr>
+    </w:lvl>
+    <w:lvl w:ilvl="7" w:tplc="FFFFFFFF" w:tentative="1">
+      <w:start w:val="1"/>
+      <w:numFmt w:val="lowerLetter"/>
+      <w:lvlText w:val="%8."/>
+      <w:lvlJc w:val="left"/>
+      <w:pPr>
+        <w:ind w:left="5760" w:hanging="360"/>
+      </w:pPr>
+    </w:lvl>
+    <w:lvl w:ilvl="8" w:tplc="FFFFFFFF" w:tentative="1">
+      <w:start w:val="1"/>
+      <w:numFmt w:val="lowerRoman"/>
+      <w:lvlText w:val="%9."/>
+      <w:lvlJc w:val="right"/>
+      <w:pPr>
+        <w:ind w:left="6480" w:hanging="180"/>
+      </w:pPr>
+    </w:lvl>
+  </w:abstractNum>
+  <w:abstractNum w:abstractNumId="40" w15:restartNumberingAfterBreak="0">
     <w:nsid w:val="76A26C8E"/>
     <w:multiLevelType w:val="multilevel"/>
     <w:tmpl w:val="0409001D"/>
@@ -5326,7 +5741,7 @@
       </w:pPr>
     </w:lvl>
   </w:abstractNum>
-  <w:abstractNum w:abstractNumId="39" w15:restartNumberingAfterBreak="0">
+  <w:abstractNum w:abstractNumId="41" w15:restartNumberingAfterBreak="0">
     <w:nsid w:val="775B37E6"/>
     <w:multiLevelType w:val="multilevel"/>
     <w:tmpl w:val="0409001D"/>
@@ -5442,7 +5857,7 @@
       </w:pPr>
     </w:lvl>
   </w:abstractNum>
-  <w:abstractNum w:abstractNumId="40" w15:restartNumberingAfterBreak="0">
+  <w:abstractNum w:abstractNumId="42" w15:restartNumberingAfterBreak="0">
     <w:nsid w:val="7B054AF1"/>
     <w:multiLevelType w:val="multilevel"/>
     <w:tmpl w:val="0409001D"/>
@@ -5555,7 +5970,7 @@
       </w:pPr>
     </w:lvl>
   </w:abstractNum>
-  <w:abstractNum w:abstractNumId="41" w15:restartNumberingAfterBreak="0">
+  <w:abstractNum w:abstractNumId="43" w15:restartNumberingAfterBreak="0">
     <w:nsid w:val="7BD20891"/>
     <w:multiLevelType w:val="multilevel"/>
     <w:tmpl w:val="0409001D"/>
@@ -5668,7 +6083,7 @@
       </w:pPr>
     </w:lvl>
   </w:abstractNum>
-  <w:abstractNum w:abstractNumId="42" w15:restartNumberingAfterBreak="0">
+  <w:abstractNum w:abstractNumId="44" w15:restartNumberingAfterBreak="0">
     <w:nsid w:val="7E624256"/>
     <w:multiLevelType w:val="multilevel"/>
     <w:tmpl w:val="0409001D"/>
@@ -5781,7 +6196,7 @@
       </w:pPr>
     </w:lvl>
   </w:abstractNum>
-  <w:abstractNum w:abstractNumId="43" w15:restartNumberingAfterBreak="0">
+  <w:abstractNum w:abstractNumId="45" w15:restartNumberingAfterBreak="0">
     <w:nsid w:val="7ED57643"/>
     <w:multiLevelType w:val="multilevel"/>
     <w:tmpl w:val="0409001D"/>
@@ -5894,7 +6309,7 @@
       </w:pPr>
     </w:lvl>
   </w:abstractNum>
-  <w:abstractNum w:abstractNumId="44" w15:restartNumberingAfterBreak="0">
+  <w:abstractNum w:abstractNumId="46" w15:restartNumberingAfterBreak="0">
     <w:nsid w:val="7F0F27EC"/>
     <w:multiLevelType w:val="hybridMultilevel"/>
     <w:tmpl w:val="C830748C"/>
@@ -6008,16 +6423,16 @@
     </w:lvl>
   </w:abstractNum>
   <w:num w:numId="1" w16cid:durableId="1304578268">
-    <w:abstractNumId w:val="26"/>
+    <w:abstractNumId w:val="27"/>
   </w:num>
   <w:num w:numId="2" w16cid:durableId="1489593121">
-    <w:abstractNumId w:val="24"/>
+    <w:abstractNumId w:val="25"/>
   </w:num>
   <w:num w:numId="3" w16cid:durableId="1297561538">
-    <w:abstractNumId w:val="2"/>
+    <w:abstractNumId w:val="3"/>
   </w:num>
   <w:num w:numId="4" w16cid:durableId="240988026">
-    <w:abstractNumId w:val="1"/>
+    <w:abstractNumId w:val="2"/>
     <w:lvlOverride w:ilvl="0">
       <w:startOverride w:val="1"/>
     </w:lvlOverride>
@@ -6047,130 +6462,136 @@
     </w:lvlOverride>
   </w:num>
   <w:num w:numId="5" w16cid:durableId="877084505">
+    <w:abstractNumId w:val="22"/>
+  </w:num>
+  <w:num w:numId="6" w16cid:durableId="1950432594">
+    <w:abstractNumId w:val="46"/>
+  </w:num>
+  <w:num w:numId="7" w16cid:durableId="1226455623">
+    <w:abstractNumId w:val="16"/>
+  </w:num>
+  <w:num w:numId="8" w16cid:durableId="1155495036">
+    <w:abstractNumId w:val="41"/>
+  </w:num>
+  <w:num w:numId="9" w16cid:durableId="1302074302">
+    <w:abstractNumId w:val="17"/>
+  </w:num>
+  <w:num w:numId="10" w16cid:durableId="357312479">
+    <w:abstractNumId w:val="28"/>
+  </w:num>
+  <w:num w:numId="11" w16cid:durableId="948202716">
+    <w:abstractNumId w:val="14"/>
+  </w:num>
+  <w:num w:numId="12" w16cid:durableId="301620327">
+    <w:abstractNumId w:val="13"/>
+  </w:num>
+  <w:num w:numId="13" w16cid:durableId="1642226262">
+    <w:abstractNumId w:val="34"/>
+  </w:num>
+  <w:num w:numId="14" w16cid:durableId="1811821661">
+    <w:abstractNumId w:val="1"/>
+  </w:num>
+  <w:num w:numId="15" w16cid:durableId="1834442884">
+    <w:abstractNumId w:val="35"/>
+  </w:num>
+  <w:num w:numId="16" w16cid:durableId="1337419226">
+    <w:abstractNumId w:val="38"/>
+  </w:num>
+  <w:num w:numId="17" w16cid:durableId="1892494690">
+    <w:abstractNumId w:val="32"/>
+  </w:num>
+  <w:num w:numId="18" w16cid:durableId="1983147881">
+    <w:abstractNumId w:val="29"/>
+  </w:num>
+  <w:num w:numId="19" w16cid:durableId="937831204">
+    <w:abstractNumId w:val="45"/>
+  </w:num>
+  <w:num w:numId="20" w16cid:durableId="1657297065">
+    <w:abstractNumId w:val="19"/>
+  </w:num>
+  <w:num w:numId="21" w16cid:durableId="290284183">
     <w:abstractNumId w:val="21"/>
   </w:num>
-  <w:num w:numId="6" w16cid:durableId="1950432594">
+  <w:num w:numId="22" w16cid:durableId="467359197">
+    <w:abstractNumId w:val="8"/>
+  </w:num>
+  <w:num w:numId="23" w16cid:durableId="12539137">
+    <w:abstractNumId w:val="20"/>
+  </w:num>
+  <w:num w:numId="24" w16cid:durableId="1852448407">
+    <w:abstractNumId w:val="37"/>
+  </w:num>
+  <w:num w:numId="25" w16cid:durableId="1959876114">
+    <w:abstractNumId w:val="42"/>
+  </w:num>
+  <w:num w:numId="26" w16cid:durableId="1776485318">
+    <w:abstractNumId w:val="11"/>
+  </w:num>
+  <w:num w:numId="27" w16cid:durableId="1065300627">
     <w:abstractNumId w:val="44"/>
   </w:num>
-  <w:num w:numId="7" w16cid:durableId="1226455623">
+  <w:num w:numId="28" w16cid:durableId="963776292">
+    <w:abstractNumId w:val="9"/>
+  </w:num>
+  <w:num w:numId="29" w16cid:durableId="1126780283">
+    <w:abstractNumId w:val="43"/>
+  </w:num>
+  <w:num w:numId="30" w16cid:durableId="1267155565">
+    <w:abstractNumId w:val="26"/>
+  </w:num>
+  <w:num w:numId="31" w16cid:durableId="1643659349">
+    <w:abstractNumId w:val="18"/>
+  </w:num>
+  <w:num w:numId="32" w16cid:durableId="1095202699">
+    <w:abstractNumId w:val="10"/>
+  </w:num>
+  <w:num w:numId="33" w16cid:durableId="79520818">
+    <w:abstractNumId w:val="24"/>
+  </w:num>
+  <w:num w:numId="34" w16cid:durableId="1384519739">
+    <w:abstractNumId w:val="33"/>
+  </w:num>
+  <w:num w:numId="35" w16cid:durableId="244069043">
+    <w:abstractNumId w:val="4"/>
+  </w:num>
+  <w:num w:numId="36" w16cid:durableId="635988923">
+    <w:abstractNumId w:val="40"/>
+  </w:num>
+  <w:num w:numId="37" w16cid:durableId="70740870">
+    <w:abstractNumId w:val="23"/>
+  </w:num>
+  <w:num w:numId="38" w16cid:durableId="795758458">
+    <w:abstractNumId w:val="12"/>
+  </w:num>
+  <w:num w:numId="39" w16cid:durableId="869413149">
+    <w:abstractNumId w:val="31"/>
+  </w:num>
+  <w:num w:numId="40" w16cid:durableId="17777610">
+    <w:abstractNumId w:val="6"/>
+  </w:num>
+  <w:num w:numId="41" w16cid:durableId="1321078776">
+    <w:abstractNumId w:val="30"/>
+  </w:num>
+  <w:num w:numId="42" w16cid:durableId="686056172">
+    <w:abstractNumId w:val="36"/>
+  </w:num>
+  <w:num w:numId="43" w16cid:durableId="1441950205">
+    <w:abstractNumId w:val="7"/>
+  </w:num>
+  <w:num w:numId="44" w16cid:durableId="1818066739">
+    <w:abstractNumId w:val="2"/>
+  </w:num>
+  <w:num w:numId="45" w16cid:durableId="1351839629">
+    <w:abstractNumId w:val="5"/>
+  </w:num>
+  <w:num w:numId="46" w16cid:durableId="9453221">
     <w:abstractNumId w:val="15"/>
   </w:num>
-  <w:num w:numId="8" w16cid:durableId="1155495036">
+  <w:num w:numId="47" w16cid:durableId="1645770374">
     <w:abstractNumId w:val="39"/>
   </w:num>
-  <w:num w:numId="9" w16cid:durableId="1302074302">
-    <w:abstractNumId w:val="16"/>
-  </w:num>
-  <w:num w:numId="10" w16cid:durableId="357312479">
-    <w:abstractNumId w:val="27"/>
-  </w:num>
-  <w:num w:numId="11" w16cid:durableId="948202716">
-    <w:abstractNumId w:val="13"/>
-  </w:num>
-  <w:num w:numId="12" w16cid:durableId="301620327">
-    <w:abstractNumId w:val="12"/>
-  </w:num>
-  <w:num w:numId="13" w16cid:durableId="1642226262">
-    <w:abstractNumId w:val="33"/>
-  </w:num>
-  <w:num w:numId="14" w16cid:durableId="1811821661">
+  <w:num w:numId="48" w16cid:durableId="439178610">
     <w:abstractNumId w:val="0"/>
-  </w:num>
-  <w:num w:numId="15" w16cid:durableId="1834442884">
-    <w:abstractNumId w:val="34"/>
-  </w:num>
-  <w:num w:numId="16" w16cid:durableId="1337419226">
-    <w:abstractNumId w:val="37"/>
-  </w:num>
-  <w:num w:numId="17" w16cid:durableId="1892494690">
-    <w:abstractNumId w:val="31"/>
-  </w:num>
-  <w:num w:numId="18" w16cid:durableId="1983147881">
-    <w:abstractNumId w:val="28"/>
-  </w:num>
-  <w:num w:numId="19" w16cid:durableId="937831204">
-    <w:abstractNumId w:val="43"/>
-  </w:num>
-  <w:num w:numId="20" w16cid:durableId="1657297065">
-    <w:abstractNumId w:val="18"/>
-  </w:num>
-  <w:num w:numId="21" w16cid:durableId="290284183">
-    <w:abstractNumId w:val="20"/>
-  </w:num>
-  <w:num w:numId="22" w16cid:durableId="467359197">
-    <w:abstractNumId w:val="7"/>
-  </w:num>
-  <w:num w:numId="23" w16cid:durableId="12539137">
-    <w:abstractNumId w:val="19"/>
-  </w:num>
-  <w:num w:numId="24" w16cid:durableId="1852448407">
-    <w:abstractNumId w:val="36"/>
-  </w:num>
-  <w:num w:numId="25" w16cid:durableId="1959876114">
-    <w:abstractNumId w:val="40"/>
-  </w:num>
-  <w:num w:numId="26" w16cid:durableId="1776485318">
-    <w:abstractNumId w:val="10"/>
-  </w:num>
-  <w:num w:numId="27" w16cid:durableId="1065300627">
-    <w:abstractNumId w:val="42"/>
-  </w:num>
-  <w:num w:numId="28" w16cid:durableId="963776292">
-    <w:abstractNumId w:val="8"/>
-  </w:num>
-  <w:num w:numId="29" w16cid:durableId="1126780283">
-    <w:abstractNumId w:val="41"/>
-  </w:num>
-  <w:num w:numId="30" w16cid:durableId="1267155565">
-    <w:abstractNumId w:val="25"/>
-  </w:num>
-  <w:num w:numId="31" w16cid:durableId="1643659349">
-    <w:abstractNumId w:val="17"/>
-  </w:num>
-  <w:num w:numId="32" w16cid:durableId="1095202699">
-    <w:abstractNumId w:val="9"/>
-  </w:num>
-  <w:num w:numId="33" w16cid:durableId="79520818">
-    <w:abstractNumId w:val="23"/>
-  </w:num>
-  <w:num w:numId="34" w16cid:durableId="1384519739">
-    <w:abstractNumId w:val="32"/>
-  </w:num>
-  <w:num w:numId="35" w16cid:durableId="244069043">
-    <w:abstractNumId w:val="3"/>
-  </w:num>
-  <w:num w:numId="36" w16cid:durableId="635988923">
-    <w:abstractNumId w:val="38"/>
-  </w:num>
-  <w:num w:numId="37" w16cid:durableId="70740870">
-    <w:abstractNumId w:val="22"/>
-  </w:num>
-  <w:num w:numId="38" w16cid:durableId="795758458">
-    <w:abstractNumId w:val="11"/>
-  </w:num>
-  <w:num w:numId="39" w16cid:durableId="869413149">
-    <w:abstractNumId w:val="30"/>
-  </w:num>
-  <w:num w:numId="40" w16cid:durableId="17777610">
-    <w:abstractNumId w:val="5"/>
-  </w:num>
-  <w:num w:numId="41" w16cid:durableId="1321078776">
-    <w:abstractNumId w:val="29"/>
-  </w:num>
-  <w:num w:numId="42" w16cid:durableId="686056172">
-    <w:abstractNumId w:val="35"/>
-  </w:num>
-  <w:num w:numId="43" w16cid:durableId="1441950205">
-    <w:abstractNumId w:val="6"/>
-  </w:num>
-  <w:num w:numId="44" w16cid:durableId="1818066739">
-    <w:abstractNumId w:val="1"/>
-  </w:num>
-  <w:num w:numId="45" w16cid:durableId="1351839629">
-    <w:abstractNumId w:val="4"/>
-  </w:num>
-  <w:num w:numId="46" w16cid:durableId="9453221">
-    <w:abstractNumId w:val="14"/>
   </w:num>
   <w:numIdMacAtCleanup w:val="4"/>
 </w:numbering>
@@ -6482,7 +6903,7 @@
   <w:style w:type="paragraph" w:default="1" w:styleId="Normal">
     <w:name w:val="Normal"/>
     <w:qFormat/>
-    <w:rsid w:val="005436A7"/>
+    <w:rsid w:val="00D278EE"/>
     <w:pPr>
       <w:spacing w:before="160" w:after="80" w:line="336" w:lineRule="auto"/>
     </w:pPr>
@@ -6497,7 +6918,7 @@
     <w:next w:val="Normal"/>
     <w:link w:val="Heading1Char"/>
     <w:qFormat/>
-    <w:rsid w:val="005436A7"/>
+    <w:rsid w:val="004E0285"/>
     <w:pPr>
       <w:keepNext/>
       <w:spacing w:before="400" w:after="200" w:line="240" w:lineRule="auto"/>
@@ -6517,7 +6938,7 @@
     <w:next w:val="Normal"/>
     <w:link w:val="Heading2Char"/>
     <w:qFormat/>
-    <w:rsid w:val="005436A7"/>
+    <w:rsid w:val="004E0285"/>
     <w:pPr>
       <w:keepNext/>
       <w:pBdr>
@@ -6541,7 +6962,7 @@
     <w:next w:val="Normal"/>
     <w:link w:val="Heading3Char"/>
     <w:qFormat/>
-    <w:rsid w:val="005436A7"/>
+    <w:rsid w:val="004E0285"/>
     <w:pPr>
       <w:keepNext/>
       <w:autoSpaceDE w:val="0"/>
@@ -6560,8 +6981,9 @@
   <w:style w:type="character" w:default="1" w:styleId="DefaultParagraphFont">
     <w:name w:val="Default Paragraph Font"/>
     <w:uiPriority w:val="1"/>
+    <w:semiHidden/>
     <w:unhideWhenUsed/>
-    <w:rsid w:val="005436A7"/>
+    <w:rsid w:val="004E0285"/>
   </w:style>
   <w:style w:type="table" w:default="1" w:styleId="TableNormal">
     <w:name w:val="Normal Table"/>
@@ -6583,21 +7005,21 @@
     <w:uiPriority w:val="99"/>
     <w:semiHidden/>
     <w:unhideWhenUsed/>
-    <w:rsid w:val="005436A7"/>
+    <w:rsid w:val="004E0285"/>
   </w:style>
   <w:style w:type="paragraph" w:styleId="ListParagraph">
     <w:name w:val="List Paragraph"/>
     <w:basedOn w:val="Normal"/>
     <w:uiPriority w:val="34"/>
     <w:qFormat/>
-    <w:rsid w:val="005436A7"/>
+    <w:rsid w:val="004E0285"/>
     <w:pPr>
       <w:ind w:left="720"/>
     </w:pPr>
   </w:style>
   <w:style w:type="character" w:styleId="Hyperlink">
     <w:name w:val="Hyperlink"/>
-    <w:rsid w:val="005436A7"/>
+    <w:rsid w:val="004E0285"/>
     <w:rPr>
       <w:color w:val="0000FF"/>
       <w:u w:val="single"/>
@@ -6607,7 +7029,7 @@
     <w:name w:val="header"/>
     <w:basedOn w:val="Normal"/>
     <w:link w:val="HeaderChar"/>
-    <w:rsid w:val="005436A7"/>
+    <w:rsid w:val="004E0285"/>
     <w:pPr>
       <w:tabs>
         <w:tab w:val="left" w:pos="5040"/>
@@ -6633,7 +7055,7 @@
     <w:name w:val="footer"/>
     <w:basedOn w:val="Normal"/>
     <w:link w:val="FooterChar"/>
-    <w:rsid w:val="005436A7"/>
+    <w:rsid w:val="004E0285"/>
     <w:pPr>
       <w:pBdr>
         <w:top w:val="single" w:sz="4" w:space="1" w:color="auto"/>
@@ -6673,7 +7095,7 @@
   </w:style>
   <w:style w:type="character" w:styleId="FollowedHyperlink">
     <w:name w:val="FollowedHyperlink"/>
-    <w:rsid w:val="005436A7"/>
+    <w:rsid w:val="004E0285"/>
     <w:rPr>
       <w:color w:val="800080"/>
       <w:u w:val="single"/>
@@ -6709,7 +7131,7 @@
   <w:style w:type="paragraph" w:customStyle="1" w:styleId="NumberedHeading2">
     <w:name w:val="Numbered Heading 2"/>
     <w:basedOn w:val="Normal"/>
-    <w:rsid w:val="005436A7"/>
+    <w:rsid w:val="004E0285"/>
     <w:pPr>
       <w:numPr>
         <w:numId w:val="1"/>
@@ -6719,7 +7141,7 @@
   <w:style w:type="paragraph" w:customStyle="1" w:styleId="Outlinenumbering">
     <w:name w:val="Outline numbering"/>
     <w:basedOn w:val="Normal"/>
-    <w:rsid w:val="005436A7"/>
+    <w:rsid w:val="004E0285"/>
     <w:pPr>
       <w:numPr>
         <w:numId w:val="2"/>
@@ -6737,7 +7159,7 @@
   <w:style w:type="character" w:styleId="PageNumber">
     <w:name w:val="page number"/>
     <w:basedOn w:val="DefaultParagraphFont"/>
-    <w:rsid w:val="005436A7"/>
+    <w:rsid w:val="004E0285"/>
   </w:style>
   <w:style w:type="character" w:styleId="UnresolvedMention">
     <w:name w:val="Unresolved Mention"/>
@@ -6777,7 +7199,7 @@
     <w:uiPriority w:val="39"/>
     <w:unhideWhenUsed/>
     <w:qFormat/>
-    <w:rsid w:val="005436A7"/>
+    <w:rsid w:val="004E0285"/>
     <w:pPr>
       <w:keepLines/>
       <w:spacing w:after="0" w:line="259" w:lineRule="auto"/>
@@ -6794,7 +7216,7 @@
     <w:name w:val="Code"/>
     <w:basedOn w:val="Normal"/>
     <w:qFormat/>
-    <w:rsid w:val="005436A7"/>
+    <w:rsid w:val="004E0285"/>
     <w:pPr>
       <w:spacing w:before="80" w:line="240" w:lineRule="auto"/>
     </w:pPr>
@@ -6809,7 +7231,7 @@
     <w:autoRedefine/>
     <w:uiPriority w:val="39"/>
     <w:unhideWhenUsed/>
-    <w:rsid w:val="005436A7"/>
+    <w:rsid w:val="004E0285"/>
     <w:pPr>
       <w:spacing w:after="100" w:line="240" w:lineRule="auto"/>
     </w:pPr>
@@ -6821,7 +7243,7 @@
     <w:autoRedefine/>
     <w:uiPriority w:val="39"/>
     <w:unhideWhenUsed/>
-    <w:rsid w:val="005436A7"/>
+    <w:rsid w:val="004E0285"/>
     <w:pPr>
       <w:spacing w:after="100" w:line="240" w:lineRule="auto"/>
       <w:ind w:left="202"/>
@@ -6834,7 +7256,7 @@
     <w:autoRedefine/>
     <w:uiPriority w:val="39"/>
     <w:unhideWhenUsed/>
-    <w:rsid w:val="005436A7"/>
+    <w:rsid w:val="004E0285"/>
     <w:pPr>
       <w:spacing w:after="100" w:line="240" w:lineRule="auto"/>
       <w:ind w:left="403"/>
@@ -7116,6 +7538,96 @@
         </w:p>
       </w:docPartBody>
     </w:docPart>
+    <w:docPart>
+      <w:docPartPr>
+        <w:name w:val="2C4CEEE1950A464E942B6C82C85974D3"/>
+        <w:category>
+          <w:name w:val="General"/>
+          <w:gallery w:val="placeholder"/>
+        </w:category>
+        <w:types>
+          <w:type w:val="bbPlcHdr"/>
+        </w:types>
+        <w:behaviors>
+          <w:behavior w:val="content"/>
+        </w:behaviors>
+        <w:guid w:val="{799ACA40-5E94-4571-9A62-13936733A334}"/>
+      </w:docPartPr>
+      <w:docPartBody>
+        <w:p>
+          <w:pPr>
+            <w:pStyle w:val="2C4CEEE1950A464E942B6C82C85974D3"/>
+          </w:pPr>
+          <w:r>
+            <w:rPr>
+              <w:rStyle w:val="PlaceholderText"/>
+              <w:color w:val="FF0000"/>
+            </w:rPr>
+            <w:t>Click or tap here to enter text.</w:t>
+          </w:r>
+        </w:p>
+      </w:docPartBody>
+    </w:docPart>
+    <w:docPart>
+      <w:docPartPr>
+        <w:name w:val="1C99DD7CEAB84F73BF2FF06D7CD07B8D"/>
+        <w:category>
+          <w:name w:val="General"/>
+          <w:gallery w:val="placeholder"/>
+        </w:category>
+        <w:types>
+          <w:type w:val="bbPlcHdr"/>
+        </w:types>
+        <w:behaviors>
+          <w:behavior w:val="content"/>
+        </w:behaviors>
+        <w:guid w:val="{D0F878C9-3534-43DE-94DB-2AF1DB9B4CA4}"/>
+      </w:docPartPr>
+      <w:docPartBody>
+        <w:p>
+          <w:pPr>
+            <w:pStyle w:val="1C99DD7CEAB84F73BF2FF06D7CD07B8D"/>
+          </w:pPr>
+          <w:r>
+            <w:rPr>
+              <w:rStyle w:val="PlaceholderText"/>
+              <w:color w:val="FF0000"/>
+            </w:rPr>
+            <w:t>Click or tap here to enter text.</w:t>
+          </w:r>
+        </w:p>
+      </w:docPartBody>
+    </w:docPart>
+    <w:docPart>
+      <w:docPartPr>
+        <w:name w:val="E84E700B6A984FAEA911E5A31B46BCB6"/>
+        <w:category>
+          <w:name w:val="General"/>
+          <w:gallery w:val="placeholder"/>
+        </w:category>
+        <w:types>
+          <w:type w:val="bbPlcHdr"/>
+        </w:types>
+        <w:behaviors>
+          <w:behavior w:val="content"/>
+        </w:behaviors>
+        <w:guid w:val="{D5FD6CE0-530C-498D-982A-0A08BC04D78F}"/>
+      </w:docPartPr>
+      <w:docPartBody>
+        <w:p>
+          <w:pPr>
+            <w:pStyle w:val="E84E700B6A984FAEA911E5A31B46BCB6"/>
+          </w:pPr>
+          <w:r>
+            <w:rPr>
+              <w:rStyle w:val="PlaceholderText"/>
+              <w:color w:val="FF0000"/>
+            </w:rPr>
+            <w:t>Click or tap here to enter text.</w:t>
+          </w:r>
+        </w:p>
+      </w:docPartBody>
+    </w:docPart>
   </w:docParts>
 </w:glossaryDocument>
 </file>
@@ -7203,8 +7715,12 @@
   <w:rsids>
     <w:rsidRoot w:val="001D29D3"/>
     <w:rsid w:val="001D29D3"/>
+    <w:rsid w:val="006B7CAC"/>
     <w:rsid w:val="0088788F"/>
+    <w:rsid w:val="00BA7904"/>
     <w:rsid w:val="00CD7B8D"/>
+    <w:rsid w:val="00D96883"/>
+    <w:rsid w:val="00EA1728"/>
   </w:rsids>
   <m:mathPr>
     <m:mathFont m:val="Cambria Math"/>
@@ -7658,7 +8174,7 @@
     <w:basedOn w:val="DefaultParagraphFont"/>
     <w:uiPriority w:val="99"/>
     <w:semiHidden/>
-    <w:rsid w:val="001D29D3"/>
+    <w:rsid w:val="00D96883"/>
   </w:style>
   <w:style w:type="paragraph" w:customStyle="1" w:styleId="F52E4721344545389ED29F3AAA54935F">
     <w:name w:val="F52E4721344545389ED29F3AAA54935F"/>
@@ -7695,6 +8211,45 @@
   <w:style w:type="paragraph" w:customStyle="1" w:styleId="6263CFB0CF9240CEA0440AD4779DE1DD">
     <w:name w:val="6263CFB0CF9240CEA0440AD4779DE1DD"/>
     <w:rsid w:val="001D29D3"/>
+  </w:style>
+  <w:style w:type="paragraph" w:customStyle="1" w:styleId="2C4CEEE1950A464E942B6C82C85974D3">
+    <w:name w:val="2C4CEEE1950A464E942B6C82C85974D3"/>
+    <w:rsid w:val="00EA1728"/>
+    <w:pPr>
+      <w:spacing w:line="278" w:lineRule="auto"/>
+    </w:pPr>
+    <w:rPr>
+      <w:kern w:val="2"/>
+      <w:sz w:val="24"/>
+      <w:szCs w:val="24"/>
+      <w14:ligatures w14:val="standardContextual"/>
+    </w:rPr>
+  </w:style>
+  <w:style w:type="paragraph" w:customStyle="1" w:styleId="1C99DD7CEAB84F73BF2FF06D7CD07B8D">
+    <w:name w:val="1C99DD7CEAB84F73BF2FF06D7CD07B8D"/>
+    <w:rsid w:val="00EA1728"/>
+    <w:pPr>
+      <w:spacing w:line="278" w:lineRule="auto"/>
+    </w:pPr>
+    <w:rPr>
+      <w:kern w:val="2"/>
+      <w:sz w:val="24"/>
+      <w:szCs w:val="24"/>
+      <w14:ligatures w14:val="standardContextual"/>
+    </w:rPr>
+  </w:style>
+  <w:style w:type="paragraph" w:customStyle="1" w:styleId="E84E700B6A984FAEA911E5A31B46BCB6">
+    <w:name w:val="E84E700B6A984FAEA911E5A31B46BCB6"/>
+    <w:rsid w:val="00D96883"/>
+    <w:pPr>
+      <w:spacing w:line="278" w:lineRule="auto"/>
+    </w:pPr>
+    <w:rPr>
+      <w:kern w:val="2"/>
+      <w:sz w:val="24"/>
+      <w:szCs w:val="24"/>
+      <w14:ligatures w14:val="standardContextual"/>
+    </w:rPr>
   </w:style>
 </w:styles>
 </file>
